--- a/docs/Exp1_S2_Grupo17_Cristian_Nahuas.docx
+++ b/docs/Exp1_S2_Grupo17_Cristian_Nahuas.docx
@@ -5140,18 +5140,6 @@
         <w:t>La autorización se basa en tres roles principales: ROLE_CLIENTE, ROLE_EMPLEADO y ROLE_GERENTE. Estos roles permiten diferenciar las acciones disponibles para cada perfil dentro del backend.</w:t>
       </w:r>
     </w:p>
-    <w:p>
-      <w:pPr>
-        <w:spacing w:line="360" w:lineRule="auto"/>
-        <w:rPr>
-          <w:rFonts w:cs="Arial"/>
-          <w:color w:val="404040" w:themeColor="text1" w:themeTint="BF"/>
-          <w:sz w:val="24"/>
-          <w:szCs w:val="24"/>
-          <w:lang w:val="es-ES_tradnl"/>
-        </w:rPr>
-      </w:pPr>
-    </w:p>
     <w:tbl>
       <w:tblPr>
         <w:tblStyle w:val="Tablaconcuadrcula"/>
@@ -5481,40 +5469,6 @@
         </w:rPr>
         <w:t>Las pruebas fueron ejecutadas manualmente en Postman y en la consola H2. La colección utilizada se encuentra en docs/postman/MINIMARKET_PLUS_Seguridad.postman_collection.json y el ambiente en docs/postman/MINIMARKET_PLUS_Local.postman_environment.json. Las capturas originales se guardaron en docs/evidencias/postman_manual/.</w:t>
       </w:r>
-    </w:p>
-    <w:p>
-      <w:pPr>
-        <w:spacing w:line="360" w:lineRule="auto"/>
-        <w:rPr>
-          <w:rFonts w:cs="Arial"/>
-          <w:color w:val="404040" w:themeColor="text1" w:themeTint="BF"/>
-          <w:sz w:val="24"/>
-          <w:szCs w:val="24"/>
-          <w:lang w:val="es-ES_tradnl"/>
-        </w:rPr>
-      </w:pPr>
-      <w:r>
-        <w:rPr>
-          <w:rFonts w:cs="Arial"/>
-          <w:color w:val="404040" w:themeColor="text1" w:themeTint="BF"/>
-          <w:sz w:val="24"/>
-          <w:szCs w:val="24"/>
-          <w:lang w:val="es-ES_tradnl"/>
-        </w:rPr>
-        <w:t>Para mejorar la presentación del informe, las evidencias se nombran sin extensión de archivo y con una descripción clara de lo que demuestran.</w:t>
-      </w:r>
-    </w:p>
-    <w:p>
-      <w:pPr>
-        <w:spacing w:line="360" w:lineRule="auto"/>
-        <w:rPr>
-          <w:rFonts w:cs="Arial"/>
-          <w:color w:val="404040" w:themeColor="text1" w:themeTint="BF"/>
-          <w:sz w:val="24"/>
-          <w:szCs w:val="24"/>
-          <w:lang w:val="es-ES_tradnl"/>
-        </w:rPr>
-      </w:pPr>
     </w:p>
     <w:tbl>
       <w:tblPr>
@@ -6754,6 +6708,20 @@
     </w:p>
     <w:p>
       <w:pPr>
+        <w:rPr>
+          <w:lang w:val="es-ES_tradnl"/>
+        </w:rPr>
+      </w:pPr>
+    </w:p>
+    <w:p>
+      <w:pPr>
+        <w:rPr>
+          <w:lang w:val="es-ES_tradnl"/>
+        </w:rPr>
+      </w:pPr>
+    </w:p>
+    <w:p>
+      <w:pPr>
         <w:pStyle w:val="Ttulo2"/>
         <w:spacing w:line="360" w:lineRule="auto"/>
         <w:rPr>
@@ -6773,6 +6741,7 @@
           <w:szCs w:val="24"/>
           <w:lang w:val="es-ES_tradnl"/>
         </w:rPr>
+        <w:lastRenderedPageBreak/>
         <w:t>Evidencia 1. Endpoint público</w:t>
       </w:r>
       <w:bookmarkEnd w:id="9"/>
